--- a/КР_ПРИМЕР.docx
+++ b/КР_ПРИМЕР.docx
@@ -730,130 +730,230 @@
     <w:p>
       <w:pPr>
         <w:pStyle w:val="TOC1"/>
-        <w:rPr>
-          <w:rFonts w:ascii="Times New Roman" w:hAnsi="Times New Roman"/>
-        </w:rPr>
-      </w:pPr>
-      <w:r>
-        <w:rPr/>
+        <w:widowControl/>
+        <w:suppressAutoHyphens w:val="true"/>
+        <w:bidi w:val="0"/>
+        <w:spacing w:lineRule="auto" w:line="360" w:before="0" w:after="100"/>
+        <w:ind w:hanging="0"/>
+        <w:rPr>
+          <w:rFonts w:ascii="Times New Roman" w:hAnsi="Times New Roman" w:eastAsia="Calibri" w:cs="Times New Roman" w:eastAsiaTheme="minorHAnsi"/>
+          <w:color w:val="auto"/>
+          <w:kern w:val="0"/>
+          <w:sz w:val="28"/>
+          <w:szCs w:val="28"/>
+          <w:lang w:val="ru-RU" w:eastAsia="en-US" w:bidi="ar-SA"/>
+        </w:rPr>
+      </w:pPr>
+      <w:r>
+        <w:rPr>
+          <w:rFonts w:eastAsia="Calibri" w:cs="Times New Roman" w:eastAsiaTheme="minorHAnsi"/>
+          <w:color w:val="auto"/>
+          <w:kern w:val="0"/>
+          <w:sz w:val="28"/>
+          <w:szCs w:val="28"/>
+          <w:lang w:val="ru-RU" w:eastAsia="en-US" w:bidi="ar-SA"/>
+        </w:rPr>
         <w:t>СОДЕРЖАНИЕ</w:t>
       </w:r>
     </w:p>
     <w:p>
       <w:pPr>
         <w:pStyle w:val="TOC1"/>
-        <w:rPr/>
-      </w:pPr>
-      <w:hyperlink w:anchor="_Toc150723714">
-        <w:r>
-          <w:rPr>
-            <w:rStyle w:val="Style6"/>
-          </w:rPr>
-          <w:t>1</w:t>
-        </w:r>
-        <w:r>
-          <w:rPr>
-            <w:rStyle w:val="Style6"/>
-            <w:lang w:eastAsia="ru-RU"/>
-          </w:rPr>
-          <w:t xml:space="preserve"> </w:t>
-        </w:r>
-        <w:r>
-          <w:rPr>
-            <w:rStyle w:val="Style6"/>
-          </w:rPr>
-          <w:t>СИСТЕМНЫЙ АНАЛИЗ ПРЕДМЕТНОЙ ОБЛАСТИ</w:t>
-        </w:r>
-        <w:hyperlink w:anchor="_Toc150723713">
-          <w:r>
-            <w:rPr>
-              <w:webHidden/>
-            </w:rPr>
-            <w:fldChar w:fldCharType="begin"/>
-          </w:r>
-          <w:r>
-            <w:rPr>
-              <w:webHidden/>
-            </w:rPr>
-            <w:instrText xml:space="preserve">PAGEREF _Toc150723713 \h</w:instrText>
-          </w:r>
-          <w:r>
-            <w:rPr>
-              <w:webHidden/>
-            </w:rPr>
-            <w:fldChar w:fldCharType="separate"/>
-          </w:r>
-          <w:r>
-            <w:rPr>
-              <w:rStyle w:val="Hyperlink"/>
-              <w:vanish/>
-            </w:rPr>
-            <w:fldChar w:fldCharType="begin"/>
-          </w:r>
-          <w:r>
-            <w:rPr>
-              <w:webHidden/>
-            </w:rPr>
-            <w:fldChar w:fldCharType="end"/>
-          </w:r>
-          <w:r>
-            <w:rPr>
-              <w:rStyle w:val="Hyperlink"/>
-              <w:vanish/>
-            </w:rPr>
-            <w:instrText xml:space="preserve"> PAGEREF _Toc150723713 \h </w:instrText>
-          </w:r>
-          <w:r>
-            <w:rPr>
-              <w:rStyle w:val="Hyperlink"/>
-              <w:vanish/>
-            </w:rPr>
-            <w:fldChar w:fldCharType="separate"/>
-          </w:r>
-          <w:r>
-            <w:rPr>
-              <w:rStyle w:val="Hyperlink"/>
-              <w:vanish/>
-            </w:rPr>
-            <w:t>3</w:t>
-          </w:r>
-          <w:r>
-            <w:rPr>
-              <w:rStyle w:val="Hyperlink"/>
-              <w:vanish/>
-            </w:rPr>
-            <w:fldChar w:fldCharType="end"/>
-          </w:r>
-        </w:hyperlink>
-      </w:hyperlink>
-      <w:r>
-        <w:rPr/>
-        <w:t>……………………….…..</w:t>
-      </w:r>
-      <w:r>
-        <w:rPr/>
-        <w:t>5</w:t>
+        <w:widowControl/>
+        <w:suppressAutoHyphens w:val="true"/>
+        <w:bidi w:val="0"/>
+        <w:spacing w:lineRule="auto" w:line="360" w:before="0" w:after="100"/>
+        <w:ind w:hanging="0"/>
+        <w:rPr>
+          <w:rFonts w:ascii="Times New Roman" w:hAnsi="Times New Roman" w:eastAsia="Calibri" w:cs="Times New Roman" w:eastAsiaTheme="minorHAnsi"/>
+          <w:color w:val="auto"/>
+          <w:kern w:val="0"/>
+          <w:sz w:val="28"/>
+          <w:szCs w:val="28"/>
+          <w:lang w:val="ru-RU" w:eastAsia="en-US" w:bidi="ar-SA"/>
+        </w:rPr>
+      </w:pPr>
+      <w:r>
+        <w:rPr>
+          <w:rFonts w:eastAsia="Calibri" w:cs="Times New Roman" w:eastAsiaTheme="minorHAnsi"/>
+          <w:color w:val="auto"/>
+          <w:kern w:val="0"/>
+          <w:sz w:val="28"/>
+          <w:szCs w:val="28"/>
+          <w:lang w:val="ru-RU" w:eastAsia="en-US" w:bidi="ar-SA"/>
+        </w:rPr>
+        <w:t>1 СИСТЕМНЫЙ АНАЛИЗ ПРЕДМЕТНОЙ ОБЛАСТИ</w:t>
+      </w:r>
+      <w:r>
+        <w:fldChar w:fldCharType="begin"/>
+      </w:r>
+      <w:r>
+        <w:rPr>
+          <w:rFonts w:eastAsia="Calibri" w:cs="Times New Roman"/>
+          <w:color w:val="auto"/>
+          <w:kern w:val="0"/>
+          <w:sz w:val="28"/>
+          <w:szCs w:val="28"/>
+          <w:lang w:val="ru-RU" w:eastAsia="en-US" w:bidi="ar-SA"/>
+        </w:rPr>
+      </w:r>
+      <w:r>
+        <w:rPr>
+          <w:rFonts w:eastAsia="Calibri" w:cs="Times New Roman" w:eastAsiaTheme="minorHAnsi"/>
+          <w:color w:val="auto"/>
+          <w:kern w:val="0"/>
+          <w:sz w:val="28"/>
+          <w:szCs w:val="28"/>
+          <w:lang w:val="ru-RU" w:eastAsia="en-US" w:bidi="ar-SA"/>
+        </w:rPr>
+      </w:r>
+      <w:r>
+        <w:rPr>
+          <w:rFonts w:eastAsia="Calibri" w:cs="Times New Roman"/>
+          <w:color w:val="auto"/>
+          <w:kern w:val="0"/>
+          <w:sz w:val="28"/>
+          <w:szCs w:val="28"/>
+          <w:lang w:val="ru-RU" w:eastAsia="en-US" w:bidi="ar-SA"/>
+        </w:rPr>
+        <w:fldChar w:fldCharType="separate"/>
+      </w:r>
+      <w:r>
+        <w:rPr>
+          <w:rFonts w:eastAsia="Calibri" w:cs="Times New Roman" w:eastAsiaTheme="minorHAnsi"/>
+          <w:color w:val="auto"/>
+          <w:kern w:val="0"/>
+          <w:sz w:val="28"/>
+          <w:szCs w:val="28"/>
+          <w:lang w:val="ru-RU" w:eastAsia="en-US" w:bidi="ar-SA"/>
+        </w:rPr>
+      </w:r>
+      <w:r>
+        <w:rPr>
+          <w:rFonts w:eastAsia="Calibri" w:cs="Times New Roman" w:eastAsiaTheme="minorHAnsi"/>
+          <w:color w:val="auto"/>
+          <w:kern w:val="0"/>
+          <w:sz w:val="28"/>
+          <w:szCs w:val="28"/>
+          <w:lang w:val="ru-RU" w:eastAsia="en-US" w:bidi="ar-SA"/>
+        </w:rPr>
+      </w:r>
+      <w:r>
+        <w:rPr>
+          <w:rFonts w:eastAsia="Calibri" w:cs="Times New Roman"/>
+          <w:color w:val="auto"/>
+          <w:kern w:val="0"/>
+          <w:sz w:val="28"/>
+          <w:szCs w:val="28"/>
+          <w:lang w:val="ru-RU" w:eastAsia="en-US" w:bidi="ar-SA"/>
+        </w:rPr>
+        <w:fldChar w:fldCharType="end"/>
+      </w:r>
+      <w:r>
+        <w:rPr>
+          <w:rFonts w:eastAsia="Calibri" w:cs="Times New Roman" w:eastAsiaTheme="minorHAnsi"/>
+          <w:color w:val="auto"/>
+          <w:kern w:val="0"/>
+          <w:sz w:val="28"/>
+          <w:szCs w:val="28"/>
+          <w:lang w:val="ru-RU" w:eastAsia="en-US" w:bidi="ar-SA"/>
+        </w:rPr>
+        <w:fldChar w:fldCharType="begin"/>
+      </w:r>
+      <w:r>
+        <w:rPr>
+          <w:rFonts w:eastAsia="Calibri" w:cs="Times New Roman"/>
+          <w:color w:val="auto"/>
+          <w:kern w:val="0"/>
+          <w:sz w:val="28"/>
+          <w:szCs w:val="28"/>
+          <w:lang w:val="ru-RU" w:eastAsia="en-US" w:bidi="ar-SA"/>
+        </w:rPr>
+        <w:instrText xml:space="preserve"> PAGEREF _Toc150723713 \h </w:instrText>
+      </w:r>
+      <w:r>
+        <w:rPr>
+          <w:rFonts w:eastAsia="Calibri" w:cs="Times New Roman"/>
+          <w:color w:val="auto"/>
+          <w:kern w:val="0"/>
+          <w:sz w:val="28"/>
+          <w:szCs w:val="28"/>
+          <w:lang w:val="ru-RU" w:eastAsia="en-US" w:bidi="ar-SA"/>
+        </w:rPr>
+        <w:fldChar w:fldCharType="separate"/>
+      </w:r>
+      <w:r>
+        <w:rPr>
+          <w:rFonts w:eastAsia="Calibri" w:cs="Times New Roman"/>
+          <w:color w:val="auto"/>
+          <w:kern w:val="0"/>
+          <w:sz w:val="28"/>
+          <w:szCs w:val="28"/>
+          <w:lang w:val="ru-RU" w:eastAsia="en-US" w:bidi="ar-SA"/>
+        </w:rPr>
+        <w:t>3</w:t>
+      </w:r>
+      <w:r>
+        <w:rPr>
+          <w:rFonts w:eastAsia="Calibri" w:cs="Times New Roman"/>
+          <w:color w:val="auto"/>
+          <w:kern w:val="0"/>
+          <w:sz w:val="28"/>
+          <w:szCs w:val="28"/>
+          <w:lang w:val="ru-RU" w:eastAsia="en-US" w:bidi="ar-SA"/>
+        </w:rPr>
+        <w:fldChar w:fldCharType="end"/>
+      </w:r>
+      <w:r>
+        <w:rPr>
+          <w:rFonts w:eastAsia="Calibri" w:cs="Times New Roman" w:eastAsiaTheme="minorHAnsi"/>
+          <w:color w:val="auto"/>
+          <w:kern w:val="0"/>
+          <w:sz w:val="28"/>
+          <w:szCs w:val="28"/>
+          <w:lang w:val="ru-RU" w:eastAsia="en-US" w:bidi="ar-SA"/>
+        </w:rPr>
+        <w:t>…………………….…..5</w:t>
       </w:r>
     </w:p>
     <w:p>
       <w:pPr>
         <w:pStyle w:val="TOC1"/>
-        <w:rPr/>
-      </w:pPr>
-      <w:r>
-        <w:rPr>
-          <w:rStyle w:val="user"/>
-          <w:lang w:eastAsia="ru-RU"/>
+        <w:widowControl/>
+        <w:suppressAutoHyphens w:val="true"/>
+        <w:bidi w:val="0"/>
+        <w:spacing w:lineRule="auto" w:line="360" w:before="0" w:after="100"/>
+        <w:ind w:hanging="0"/>
+        <w:rPr>
+          <w:rFonts w:ascii="Times New Roman" w:hAnsi="Times New Roman" w:eastAsia="Calibri" w:cs="Times New Roman" w:eastAsiaTheme="minorHAnsi"/>
+          <w:color w:val="auto"/>
+          <w:kern w:val="0"/>
+          <w:sz w:val="28"/>
+          <w:szCs w:val="28"/>
+          <w:lang w:val="ru-RU" w:eastAsia="en-US" w:bidi="ar-SA"/>
+        </w:rPr>
+      </w:pPr>
+      <w:r>
+        <w:rPr>
+          <w:rFonts w:eastAsia="Calibri" w:cs="Times New Roman" w:eastAsiaTheme="minorHAnsi"/>
+          <w:color w:val="auto"/>
+          <w:kern w:val="0"/>
+          <w:sz w:val="28"/>
+          <w:szCs w:val="28"/>
+          <w:lang w:val="ru-RU" w:eastAsia="en-US" w:bidi="ar-SA"/>
         </w:rPr>
         <w:t xml:space="preserve">1.2 </w:t>
       </w:r>
-      <w:bookmarkStart w:id="0" w:name="_Toc150723520_Копия_2"/>
-      <w:bookmarkStart w:id="1" w:name="_Toc150723716_Копия_2"/>
-      <w:r>
-        <w:rPr>
-          <w:rStyle w:val="user"/>
-          <w:shd w:fill="auto" w:val="clear"/>
-          <w:lang w:eastAsia="ru-RU"/>
+      <w:bookmarkStart w:id="0" w:name="_Toc150723716_Копия_2"/>
+      <w:bookmarkStart w:id="1" w:name="_Toc150723520_Копия_2"/>
+      <w:r>
+        <w:rPr>
+          <w:rFonts w:eastAsia="Calibri" w:cs="Times New Roman" w:eastAsiaTheme="minorHAnsi"/>
+          <w:color w:val="auto"/>
+          <w:kern w:val="0"/>
+          <w:sz w:val="28"/>
+          <w:szCs w:val="28"/>
+          <w:lang w:val="ru-RU" w:eastAsia="en-US" w:bidi="ar-SA"/>
         </w:rPr>
         <w:t>Обоснование выбора программного обеспечения</w:t>
       </w:r>
@@ -861,380 +961,390 @@
       <w:bookmarkEnd w:id="1"/>
       <w:r>
         <w:rPr>
-          <w:rStyle w:val="user"/>
-          <w:shd w:fill="auto" w:val="clear"/>
-          <w:lang w:eastAsia="ru-RU"/>
-        </w:rPr>
-        <w:t>…</w:t>
-      </w:r>
-      <w:r>
-        <w:rPr>
-          <w:rStyle w:val="user"/>
-          <w:shd w:fill="auto" w:val="clear"/>
-          <w:lang w:eastAsia="ru-RU"/>
-        </w:rPr>
-        <w:t>…………………………...7</w:t>
+          <w:rFonts w:eastAsia="Calibri" w:cs="Times New Roman" w:eastAsiaTheme="minorHAnsi"/>
+          <w:color w:val="auto"/>
+          <w:kern w:val="0"/>
+          <w:sz w:val="28"/>
+          <w:szCs w:val="28"/>
+          <w:lang w:val="ru-RU" w:eastAsia="en-US" w:bidi="ar-SA"/>
+        </w:rPr>
+        <w:t>……………….…………...7</w:t>
       </w:r>
     </w:p>
     <w:p>
       <w:pPr>
         <w:pStyle w:val="TOC1"/>
-        <w:rPr/>
-      </w:pPr>
-      <w:hyperlink w:anchor="_Toc150723717">
-        <w:r>
-          <w:rPr>
-            <w:rStyle w:val="Style6"/>
-          </w:rPr>
-          <w:t>1.3 Анализ сайтов подобного назначени</w:t>
-        </w:r>
-      </w:hyperlink>
-      <w:r>
-        <w:rPr>
-          <w:rStyle w:val="user"/>
-        </w:rPr>
-        <w:t>я………………………………………….10</w:t>
+        <w:widowControl/>
+        <w:suppressAutoHyphens w:val="true"/>
+        <w:bidi w:val="0"/>
+        <w:spacing w:lineRule="auto" w:line="360" w:before="0" w:after="100"/>
+        <w:ind w:hanging="0"/>
+        <w:rPr>
+          <w:rFonts w:ascii="Times New Roman" w:hAnsi="Times New Roman" w:eastAsia="Calibri" w:cs="Times New Roman" w:eastAsiaTheme="minorHAnsi"/>
+          <w:color w:val="auto"/>
+          <w:kern w:val="0"/>
+          <w:sz w:val="28"/>
+          <w:szCs w:val="28"/>
+          <w:lang w:val="ru-RU" w:eastAsia="en-US" w:bidi="ar-SA"/>
+        </w:rPr>
+      </w:pPr>
+      <w:r>
+        <w:rPr>
+          <w:rFonts w:eastAsia="Calibri" w:cs="Times New Roman" w:eastAsiaTheme="minorHAnsi"/>
+          <w:color w:val="auto"/>
+          <w:kern w:val="0"/>
+          <w:sz w:val="28"/>
+          <w:szCs w:val="28"/>
+          <w:lang w:val="ru-RU" w:eastAsia="en-US" w:bidi="ar-SA"/>
+        </w:rPr>
+        <w:t>1.3 Анализ сайтов подобного назначения……………………………………….10</w:t>
       </w:r>
     </w:p>
     <w:p>
       <w:pPr>
         <w:pStyle w:val="TOC1"/>
-        <w:rPr/>
-      </w:pPr>
-      <w:hyperlink w:anchor="_Toc150723718">
-        <w:r>
-          <w:rPr>
-            <w:rStyle w:val="Style6"/>
-          </w:rPr>
-          <w:t>1.4 Выбор web – инструмента для реализации проект</w:t>
-        </w:r>
-      </w:hyperlink>
-      <w:r>
-        <w:rPr>
-          <w:rStyle w:val="user"/>
-        </w:rPr>
-        <w:t>а…………...……..………..13</w:t>
+        <w:widowControl/>
+        <w:suppressAutoHyphens w:val="true"/>
+        <w:bidi w:val="0"/>
+        <w:spacing w:lineRule="auto" w:line="360" w:before="0" w:after="100"/>
+        <w:ind w:hanging="0"/>
+        <w:rPr>
+          <w:rFonts w:ascii="Times New Roman" w:hAnsi="Times New Roman" w:eastAsia="Calibri" w:cs="Times New Roman" w:eastAsiaTheme="minorHAnsi"/>
+          <w:color w:val="auto"/>
+          <w:kern w:val="0"/>
+          <w:sz w:val="28"/>
+          <w:szCs w:val="28"/>
+          <w:lang w:val="ru-RU" w:eastAsia="en-US" w:bidi="ar-SA"/>
+        </w:rPr>
+      </w:pPr>
+      <w:r>
+        <w:rPr>
+          <w:rFonts w:eastAsia="Calibri" w:cs="Times New Roman" w:eastAsiaTheme="minorHAnsi"/>
+          <w:color w:val="auto"/>
+          <w:kern w:val="0"/>
+          <w:sz w:val="28"/>
+          <w:szCs w:val="28"/>
+          <w:lang w:val="ru-RU" w:eastAsia="en-US" w:bidi="ar-SA"/>
+        </w:rPr>
+        <w:t>1.4 Выбор web – инструмента для реализации проекта…………...……..……..13</w:t>
       </w:r>
     </w:p>
     <w:p>
       <w:pPr>
         <w:pStyle w:val="TOC1"/>
-        <w:rPr/>
-      </w:pPr>
-      <w:hyperlink w:anchor="_Toc150723719">
-        <w:r>
-          <w:rPr>
-            <w:rStyle w:val="Style6"/>
-          </w:rPr>
-          <w:t>1.4.1 Язык HTM</w:t>
-        </w:r>
-      </w:hyperlink>
-      <w:r>
-        <w:rPr>
-          <w:rStyle w:val="user"/>
-        </w:rPr>
-        <w:t>L…………………………………………………………………....14</w:t>
+        <w:widowControl/>
+        <w:suppressAutoHyphens w:val="true"/>
+        <w:bidi w:val="0"/>
+        <w:spacing w:lineRule="auto" w:line="360" w:before="0" w:after="100"/>
+        <w:ind w:hanging="0"/>
+        <w:rPr>
+          <w:rFonts w:ascii="Times New Roman" w:hAnsi="Times New Roman" w:eastAsia="Calibri" w:cs="Times New Roman" w:eastAsiaTheme="minorHAnsi"/>
+          <w:color w:val="auto"/>
+          <w:kern w:val="0"/>
+          <w:sz w:val="28"/>
+          <w:szCs w:val="28"/>
+          <w:lang w:val="ru-RU" w:eastAsia="en-US" w:bidi="ar-SA"/>
+        </w:rPr>
+      </w:pPr>
+      <w:r>
+        <w:rPr>
+          <w:rFonts w:eastAsia="Calibri" w:cs="Times New Roman" w:eastAsiaTheme="minorHAnsi"/>
+          <w:color w:val="auto"/>
+          <w:kern w:val="0"/>
+          <w:sz w:val="28"/>
+          <w:szCs w:val="28"/>
+          <w:lang w:val="ru-RU" w:eastAsia="en-US" w:bidi="ar-SA"/>
+        </w:rPr>
+        <w:t>1.4.1 Язык HTML………………………………………………………………....14</w:t>
       </w:r>
     </w:p>
     <w:p>
       <w:pPr>
         <w:pStyle w:val="TOC1"/>
-        <w:rPr/>
-      </w:pPr>
-      <w:hyperlink w:anchor="_Toc150723720">
-        <w:r>
-          <w:rPr>
-            <w:rStyle w:val="Style6"/>
-          </w:rPr>
-          <w:t xml:space="preserve">1.4.2 Каскадные таблицы стилей </w:t>
-        </w:r>
-        <w:r>
-          <w:rPr>
-            <w:rStyle w:val="Style6"/>
-            <w:lang w:val="en-US"/>
-          </w:rPr>
-          <w:t>CS</w:t>
-        </w:r>
-      </w:hyperlink>
-      <w:r>
-        <w:rPr>
-          <w:lang w:val="en-US"/>
-        </w:rPr>
-        <w:t>S………………………..……………..……...14</w:t>
+        <w:widowControl/>
+        <w:suppressAutoHyphens w:val="true"/>
+        <w:bidi w:val="0"/>
+        <w:spacing w:lineRule="auto" w:line="360" w:before="0" w:after="100"/>
+        <w:ind w:hanging="0"/>
+        <w:rPr>
+          <w:rFonts w:ascii="Times New Roman" w:hAnsi="Times New Roman" w:eastAsia="Calibri" w:cs="Times New Roman" w:eastAsiaTheme="minorHAnsi"/>
+          <w:color w:val="auto"/>
+          <w:kern w:val="0"/>
+          <w:sz w:val="28"/>
+          <w:szCs w:val="28"/>
+          <w:lang w:val="ru-RU" w:eastAsia="en-US" w:bidi="ar-SA"/>
+        </w:rPr>
+      </w:pPr>
+      <w:r>
+        <w:rPr>
+          <w:rFonts w:eastAsia="Calibri" w:cs="Times New Roman" w:eastAsiaTheme="minorHAnsi"/>
+          <w:color w:val="auto"/>
+          <w:kern w:val="0"/>
+          <w:sz w:val="28"/>
+          <w:szCs w:val="28"/>
+          <w:lang w:val="ru-RU" w:eastAsia="en-US" w:bidi="ar-SA"/>
+        </w:rPr>
+        <w:t>1.4.2 Каскадные таблицы стилей CSS……………………….……………..……...14</w:t>
       </w:r>
     </w:p>
     <w:p>
       <w:pPr>
         <w:pStyle w:val="TOC1"/>
-        <w:rPr/>
-      </w:pPr>
-      <w:hyperlink w:anchor="_Toc150723721">
-        <w:r>
-          <w:rPr>
-            <w:rStyle w:val="Style6"/>
-          </w:rPr>
-          <w:t xml:space="preserve">1.5 Разработка функциональных требований к </w:t>
-        </w:r>
-        <w:r>
-          <w:rPr>
-            <w:rStyle w:val="Style6"/>
-            <w:lang w:val="en-US"/>
-          </w:rPr>
-          <w:t>web</w:t>
-        </w:r>
-        <w:r>
-          <w:rPr>
-            <w:rStyle w:val="Style6"/>
-          </w:rPr>
-          <w:t xml:space="preserve"> – сай</w:t>
-        </w:r>
-      </w:hyperlink>
-      <w:r>
-        <w:rPr/>
-        <w:t>ту……………………...14</w:t>
+        <w:widowControl/>
+        <w:suppressAutoHyphens w:val="true"/>
+        <w:bidi w:val="0"/>
+        <w:spacing w:lineRule="auto" w:line="360" w:before="0" w:after="100"/>
+        <w:ind w:hanging="0"/>
+        <w:rPr>
+          <w:rFonts w:ascii="Times New Roman" w:hAnsi="Times New Roman" w:eastAsia="Calibri" w:cs="Times New Roman" w:eastAsiaTheme="minorHAnsi"/>
+          <w:color w:val="auto"/>
+          <w:kern w:val="0"/>
+          <w:sz w:val="28"/>
+          <w:szCs w:val="28"/>
+          <w:lang w:val="ru-RU" w:eastAsia="en-US" w:bidi="ar-SA"/>
+        </w:rPr>
+      </w:pPr>
+      <w:r>
+        <w:rPr>
+          <w:rFonts w:eastAsia="Calibri" w:cs="Times New Roman" w:eastAsiaTheme="minorHAnsi"/>
+          <w:color w:val="auto"/>
+          <w:kern w:val="0"/>
+          <w:sz w:val="28"/>
+          <w:szCs w:val="28"/>
+          <w:lang w:val="ru-RU" w:eastAsia="en-US" w:bidi="ar-SA"/>
+        </w:rPr>
+        <w:t>1.5 Разработка функциональных требований к web – сайту…………………...14</w:t>
       </w:r>
     </w:p>
     <w:p>
       <w:pPr>
         <w:pStyle w:val="TOC1"/>
-        <w:rPr/>
-      </w:pPr>
-      <w:hyperlink w:anchor="_Toc150723722">
-        <w:r>
-          <w:rPr>
-            <w:rStyle w:val="Style6"/>
-          </w:rPr>
-          <w:t>1.6 Программно – аппаратные требования к разрабатываемому web – сайту</w:t>
-        </w:r>
-      </w:hyperlink>
-      <w:r>
-        <w:rPr/>
-        <w:t>…..</w:t>
-      </w:r>
-      <w:r>
-        <w:rPr/>
-        <w:t>15</w:t>
+        <w:widowControl/>
+        <w:suppressAutoHyphens w:val="true"/>
+        <w:bidi w:val="0"/>
+        <w:spacing w:lineRule="auto" w:line="360" w:before="0" w:after="100"/>
+        <w:ind w:hanging="0"/>
+        <w:rPr>
+          <w:rFonts w:ascii="Times New Roman" w:hAnsi="Times New Roman" w:eastAsia="Calibri" w:cs="Times New Roman" w:eastAsiaTheme="minorHAnsi"/>
+          <w:color w:val="auto"/>
+          <w:kern w:val="0"/>
+          <w:sz w:val="28"/>
+          <w:szCs w:val="28"/>
+          <w:lang w:val="ru-RU" w:eastAsia="en-US" w:bidi="ar-SA"/>
+        </w:rPr>
+      </w:pPr>
+      <w:r>
+        <w:rPr>
+          <w:rFonts w:eastAsia="Calibri" w:cs="Times New Roman" w:eastAsiaTheme="minorHAnsi"/>
+          <w:color w:val="auto"/>
+          <w:kern w:val="0"/>
+          <w:sz w:val="28"/>
+          <w:szCs w:val="28"/>
+          <w:lang w:val="ru-RU" w:eastAsia="en-US" w:bidi="ar-SA"/>
+        </w:rPr>
+        <w:t>1.6 Программно – аппаратные требования к разрабатываемому web – сайту…..15</w:t>
       </w:r>
     </w:p>
     <w:p>
       <w:pPr>
         <w:pStyle w:val="TOC1"/>
-        <w:rPr/>
-      </w:pPr>
-      <w:hyperlink w:anchor="_Toc150723723">
-        <w:r>
-          <w:rPr>
-            <w:rStyle w:val="Style6"/>
-            <w:lang w:val="en-US"/>
-          </w:rPr>
-          <w:t>2</w:t>
-        </w:r>
-        <w:r>
-          <w:rPr>
-            <w:rStyle w:val="Style6"/>
-          </w:rPr>
-          <w:t xml:space="preserve"> </w:t>
-        </w:r>
-        <w:r>
-          <w:rPr>
-            <w:rStyle w:val="Style6"/>
-            <w:lang w:val="en-US"/>
-          </w:rPr>
-          <w:t>ТЕХНОЛОГИЯ РАЗРАБОТКИ ПРОГРАМНОГО ОБЕСПЕЧЕНИЯ</w:t>
-        </w:r>
-      </w:hyperlink>
-      <w:r>
-        <w:rPr>
-          <w:lang w:val="en-US"/>
-        </w:rPr>
-        <w:t>………</w:t>
-      </w:r>
-      <w:r>
-        <w:rPr>
-          <w:lang w:val="en-US"/>
-        </w:rPr>
-        <w:t>…</w:t>
-      </w:r>
-      <w:r>
-        <w:rPr>
-          <w:lang w:val="en-US"/>
-        </w:rPr>
-        <w:t>.</w:t>
-      </w:r>
-      <w:r>
-        <w:rPr>
-          <w:lang w:val="en-US"/>
-        </w:rPr>
-        <w:t>16</w:t>
+        <w:widowControl/>
+        <w:suppressAutoHyphens w:val="true"/>
+        <w:bidi w:val="0"/>
+        <w:spacing w:lineRule="auto" w:line="360" w:before="0" w:after="100"/>
+        <w:ind w:hanging="0"/>
+        <w:rPr>
+          <w:rFonts w:ascii="Times New Roman" w:hAnsi="Times New Roman" w:eastAsia="Calibri" w:cs="Times New Roman" w:eastAsiaTheme="minorHAnsi"/>
+          <w:color w:val="auto"/>
+          <w:kern w:val="0"/>
+          <w:sz w:val="28"/>
+          <w:szCs w:val="28"/>
+          <w:lang w:val="ru-RU" w:eastAsia="en-US" w:bidi="ar-SA"/>
+        </w:rPr>
+      </w:pPr>
+      <w:r>
+        <w:rPr>
+          <w:rFonts w:eastAsia="Calibri" w:cs="Times New Roman" w:eastAsiaTheme="minorHAnsi"/>
+          <w:color w:val="auto"/>
+          <w:kern w:val="0"/>
+          <w:sz w:val="28"/>
+          <w:szCs w:val="28"/>
+          <w:lang w:val="ru-RU" w:eastAsia="en-US" w:bidi="ar-SA"/>
+        </w:rPr>
+        <w:t>2 ТЕХНОЛОГИЯ РАЗРАБОТКИ ПРОГРАМНОГО ОБЕСПЕЧЕНИЯ……….16</w:t>
       </w:r>
     </w:p>
     <w:p>
       <w:pPr>
         <w:pStyle w:val="TOC1"/>
-        <w:rPr/>
-      </w:pPr>
-      <w:hyperlink w:anchor="_Toc150723724">
-        <w:r>
-          <w:rPr>
-            <w:rStyle w:val="Style6"/>
-            <w:lang w:val="en-US"/>
-          </w:rPr>
-          <w:t>2.1</w:t>
-        </w:r>
-        <w:r>
-          <w:rPr>
-            <w:rStyle w:val="Style6"/>
-          </w:rPr>
-          <w:t xml:space="preserve">  Проектирование  </w:t>
-        </w:r>
-        <w:r>
-          <w:rPr>
-            <w:rStyle w:val="Style6"/>
-            <w:lang w:val="en-US"/>
-          </w:rPr>
-          <w:t xml:space="preserve">web – </w:t>
-        </w:r>
-        <w:r>
-          <w:rPr>
-            <w:rStyle w:val="Style6"/>
-          </w:rPr>
-          <w:t>сайта</w:t>
-        </w:r>
-      </w:hyperlink>
-      <w:r>
-        <w:rPr/>
-        <w:t>…………………………………………………..</w:t>
-      </w:r>
-      <w:r>
-        <w:rPr/>
-        <w:t>16</w:t>
+        <w:widowControl/>
+        <w:suppressAutoHyphens w:val="true"/>
+        <w:bidi w:val="0"/>
+        <w:spacing w:lineRule="auto" w:line="360" w:before="0" w:after="100"/>
+        <w:ind w:hanging="0"/>
+        <w:rPr>
+          <w:rFonts w:ascii="Times New Roman" w:hAnsi="Times New Roman" w:eastAsia="Calibri" w:cs="Times New Roman" w:eastAsiaTheme="minorHAnsi"/>
+          <w:color w:val="auto"/>
+          <w:kern w:val="0"/>
+          <w:sz w:val="28"/>
+          <w:szCs w:val="28"/>
+          <w:lang w:val="ru-RU" w:eastAsia="en-US" w:bidi="ar-SA"/>
+        </w:rPr>
+      </w:pPr>
+      <w:r>
+        <w:rPr>
+          <w:rFonts w:eastAsia="Calibri" w:cs="Times New Roman" w:eastAsiaTheme="minorHAnsi"/>
+          <w:color w:val="auto"/>
+          <w:kern w:val="0"/>
+          <w:sz w:val="28"/>
+          <w:szCs w:val="28"/>
+          <w:lang w:val="ru-RU" w:eastAsia="en-US" w:bidi="ar-SA"/>
+        </w:rPr>
+        <w:t>2.1  Проектирование  web – сайта………………………………………………..16</w:t>
       </w:r>
     </w:p>
     <w:p>
       <w:pPr>
         <w:pStyle w:val="TOC1"/>
-        <w:rPr/>
-      </w:pPr>
-      <w:hyperlink w:anchor="_Toc150723725">
-        <w:r>
-          <w:rPr>
-            <w:rStyle w:val="Style6"/>
-            <w:lang w:val="en-US"/>
-          </w:rPr>
-          <w:t>2.1.1</w:t>
-        </w:r>
-        <w:r>
-          <w:rPr>
-            <w:rStyle w:val="Style6"/>
-          </w:rPr>
-          <w:t xml:space="preserve"> </w:t>
-        </w:r>
-        <w:r>
-          <w:rPr>
-            <w:rStyle w:val="Style6"/>
-            <w:lang w:val="en-US"/>
-          </w:rPr>
-          <w:t>Дизайн web – сайта</w:t>
-        </w:r>
-      </w:hyperlink>
-      <w:r>
-        <w:rPr>
-          <w:lang w:val="en-US"/>
-        </w:rPr>
-        <w:t>…………………………………………</w:t>
-      </w:r>
-      <w:r>
-        <w:rPr>
-          <w:lang w:val="en-US"/>
-        </w:rPr>
-        <w:t>…………..</w:t>
-      </w:r>
-      <w:r>
-        <w:rPr>
-          <w:lang w:val="en-US"/>
-        </w:rPr>
-        <w:t>……..</w:t>
-      </w:r>
-      <w:r>
-        <w:rPr>
-          <w:lang w:val="en-US"/>
-        </w:rPr>
-        <w:t>18</w:t>
+        <w:widowControl/>
+        <w:suppressAutoHyphens w:val="true"/>
+        <w:bidi w:val="0"/>
+        <w:spacing w:lineRule="auto" w:line="360" w:before="0" w:after="100"/>
+        <w:ind w:hanging="0"/>
+        <w:rPr>
+          <w:rFonts w:ascii="Times New Roman" w:hAnsi="Times New Roman" w:eastAsia="Calibri" w:cs="Times New Roman" w:eastAsiaTheme="minorHAnsi"/>
+          <w:color w:val="auto"/>
+          <w:kern w:val="0"/>
+          <w:sz w:val="28"/>
+          <w:szCs w:val="28"/>
+          <w:lang w:val="ru-RU" w:eastAsia="en-US" w:bidi="ar-SA"/>
+        </w:rPr>
+      </w:pPr>
+      <w:r>
+        <w:rPr>
+          <w:rFonts w:eastAsia="Calibri" w:cs="Times New Roman" w:eastAsiaTheme="minorHAnsi"/>
+          <w:color w:val="auto"/>
+          <w:kern w:val="0"/>
+          <w:sz w:val="28"/>
+          <w:szCs w:val="28"/>
+          <w:lang w:val="ru-RU" w:eastAsia="en-US" w:bidi="ar-SA"/>
+        </w:rPr>
+        <w:t>2.1.1 Дизайн web – сайта……………………………………………………..……..18</w:t>
       </w:r>
     </w:p>
     <w:p>
       <w:pPr>
         <w:pStyle w:val="TOC1"/>
-        <w:rPr/>
-      </w:pPr>
-      <w:hyperlink w:anchor="_Toc150723726">
-        <w:r>
-          <w:rPr>
-            <w:rStyle w:val="Style6"/>
-          </w:rPr>
-          <w:t>2.1.2 Реализация интерфейса web – сайта</w:t>
-        </w:r>
-      </w:hyperlink>
-      <w:r>
-        <w:rPr/>
-        <w:t>………………………………………….</w:t>
-      </w:r>
-      <w:r>
-        <w:rPr/>
-        <w:t>19</w:t>
+        <w:widowControl/>
+        <w:suppressAutoHyphens w:val="true"/>
+        <w:bidi w:val="0"/>
+        <w:spacing w:lineRule="auto" w:line="360" w:before="0" w:after="100"/>
+        <w:ind w:hanging="0"/>
+        <w:rPr>
+          <w:rFonts w:ascii="Times New Roman" w:hAnsi="Times New Roman" w:eastAsia="Calibri" w:cs="Times New Roman" w:eastAsiaTheme="minorHAnsi"/>
+          <w:color w:val="auto"/>
+          <w:kern w:val="0"/>
+          <w:sz w:val="28"/>
+          <w:szCs w:val="28"/>
+          <w:lang w:val="ru-RU" w:eastAsia="en-US" w:bidi="ar-SA"/>
+        </w:rPr>
+      </w:pPr>
+      <w:r>
+        <w:rPr>
+          <w:rFonts w:eastAsia="Calibri" w:cs="Times New Roman" w:eastAsiaTheme="minorHAnsi"/>
+          <w:color w:val="auto"/>
+          <w:kern w:val="0"/>
+          <w:sz w:val="28"/>
+          <w:szCs w:val="28"/>
+          <w:lang w:val="ru-RU" w:eastAsia="en-US" w:bidi="ar-SA"/>
+        </w:rPr>
+        <w:t>2.1.2 Реализация интерфейса web – сайта…………………………………….19</w:t>
       </w:r>
     </w:p>
     <w:p>
       <w:pPr>
         <w:pStyle w:val="TOC1"/>
-        <w:rPr/>
-      </w:pPr>
-      <w:hyperlink w:anchor="_Toc150723727">
-        <w:r>
-          <w:rPr>
-            <w:rStyle w:val="Style6"/>
-          </w:rPr>
-          <w:t>ЗАКЛЮЧЕНИЕ</w:t>
-        </w:r>
-      </w:hyperlink>
-      <w:r>
-        <w:rPr/>
-        <w:t>………………………………………………………………...…...</w:t>
-      </w:r>
-      <w:r>
-        <w:rPr/>
-        <w:t>28</w:t>
+        <w:widowControl/>
+        <w:suppressAutoHyphens w:val="true"/>
+        <w:bidi w:val="0"/>
+        <w:spacing w:lineRule="auto" w:line="360" w:before="0" w:after="100"/>
+        <w:ind w:hanging="0"/>
+        <w:rPr>
+          <w:rFonts w:ascii="Times New Roman" w:hAnsi="Times New Roman" w:eastAsia="Calibri" w:cs="Times New Roman" w:eastAsiaTheme="minorHAnsi"/>
+          <w:color w:val="auto"/>
+          <w:kern w:val="0"/>
+          <w:sz w:val="28"/>
+          <w:szCs w:val="28"/>
+          <w:lang w:val="ru-RU" w:eastAsia="en-US" w:bidi="ar-SA"/>
+        </w:rPr>
+      </w:pPr>
+      <w:r>
+        <w:rPr>
+          <w:rFonts w:eastAsia="Calibri" w:cs="Times New Roman" w:eastAsiaTheme="minorHAnsi"/>
+          <w:color w:val="auto"/>
+          <w:kern w:val="0"/>
+          <w:sz w:val="28"/>
+          <w:szCs w:val="28"/>
+          <w:lang w:val="ru-RU" w:eastAsia="en-US" w:bidi="ar-SA"/>
+        </w:rPr>
+        <w:t>ЗАКЛЮЧЕНИЕ………………………………………………………………...…...28</w:t>
       </w:r>
     </w:p>
     <w:p>
       <w:pPr>
         <w:pStyle w:val="TOC1"/>
-        <w:rPr/>
-      </w:pPr>
-      <w:hyperlink w:anchor="_Toc150723728">
-        <w:r>
-          <w:rPr>
-            <w:rStyle w:val="Style6"/>
-          </w:rPr>
-          <w:t>СПИСОК ИСПОЛЬЗОВАННЫХ ИСТОЧНИКОВ</w:t>
-        </w:r>
-      </w:hyperlink>
-      <w:r>
-        <w:rPr/>
-        <w:t>…………………………….…</w:t>
-      </w:r>
-      <w:r>
-        <w:rPr/>
-        <w:t>29</w:t>
+        <w:widowControl/>
+        <w:suppressAutoHyphens w:val="true"/>
+        <w:bidi w:val="0"/>
+        <w:spacing w:lineRule="auto" w:line="360" w:before="0" w:after="100"/>
+        <w:ind w:hanging="0"/>
+        <w:rPr>
+          <w:rFonts w:ascii="Times New Roman" w:hAnsi="Times New Roman" w:eastAsia="Calibri" w:cs="Times New Roman" w:eastAsiaTheme="minorHAnsi"/>
+          <w:color w:val="auto"/>
+          <w:kern w:val="0"/>
+          <w:sz w:val="28"/>
+          <w:szCs w:val="28"/>
+          <w:lang w:val="ru-RU" w:eastAsia="en-US" w:bidi="ar-SA"/>
+        </w:rPr>
+      </w:pPr>
+      <w:r>
+        <w:rPr>
+          <w:rFonts w:eastAsia="Calibri" w:cs="Times New Roman" w:eastAsiaTheme="minorHAnsi"/>
+          <w:color w:val="auto"/>
+          <w:kern w:val="0"/>
+          <w:sz w:val="28"/>
+          <w:szCs w:val="28"/>
+          <w:lang w:val="ru-RU" w:eastAsia="en-US" w:bidi="ar-SA"/>
+        </w:rPr>
+        <w:t>СПИСОК ИСПОЛЬЗОВАННЫХ ИСТОЧНИКОВ…………………………….…29</w:t>
       </w:r>
     </w:p>
     <w:p>
       <w:pPr>
         <w:pStyle w:val="TOC1"/>
-        <w:rPr/>
-      </w:pPr>
-      <w:r>
-        <w:rPr/>
+        <w:widowControl/>
+        <w:suppressAutoHyphens w:val="true"/>
+        <w:bidi w:val="0"/>
+        <w:spacing w:lineRule="auto" w:line="360" w:before="0" w:after="100"/>
+        <w:ind w:hanging="0"/>
+        <w:rPr>
+          <w:rFonts w:ascii="Times New Roman" w:hAnsi="Times New Roman" w:eastAsia="Calibri" w:cs="Times New Roman" w:eastAsiaTheme="minorHAnsi"/>
+          <w:color w:val="auto"/>
+          <w:kern w:val="0"/>
+          <w:sz w:val="28"/>
+          <w:szCs w:val="28"/>
+          <w:lang w:val="ru-RU" w:eastAsia="en-US" w:bidi="ar-SA"/>
+        </w:rPr>
+      </w:pPr>
+      <w:r>
+        <w:rPr>
+          <w:rFonts w:eastAsia="Calibri" w:cs="Times New Roman" w:eastAsiaTheme="minorHAnsi"/>
+          <w:color w:val="auto"/>
+          <w:kern w:val="0"/>
+          <w:sz w:val="28"/>
+          <w:szCs w:val="28"/>
+          <w:lang w:val="ru-RU" w:eastAsia="en-US" w:bidi="ar-SA"/>
+        </w:rPr>
         <w:t>ПРИЛОЖЕНИЯ………………………………………………………………</w:t>
       </w:r>
       <w:r>
@@ -1251,9 +1361,9 @@
           <w:rFonts w:ascii="Times New Roman" w:hAnsi="Times New Roman"/>
         </w:rPr>
       </w:pPr>
-      <w:bookmarkStart w:id="2" w:name="_Toc134642302"/>
+      <w:bookmarkStart w:id="2" w:name="_Toc150723517"/>
       <w:bookmarkStart w:id="3" w:name="_Toc150723713"/>
-      <w:bookmarkStart w:id="4" w:name="_Toc150723517"/>
+      <w:bookmarkStart w:id="4" w:name="_Toc134642302"/>
       <w:r>
         <w:rPr/>
         <w:t>ВВЕДЕНИЕ</w:t>
@@ -1793,9 +1903,9 @@
           <w:rFonts w:ascii="Times New Roman" w:hAnsi="Times New Roman"/>
         </w:rPr>
       </w:pPr>
-      <w:bookmarkStart w:id="5" w:name="_Toc134642303"/>
+      <w:bookmarkStart w:id="5" w:name="_Toc150723714"/>
       <w:bookmarkStart w:id="6" w:name="_Toc150723518"/>
-      <w:bookmarkStart w:id="7" w:name="_Toc150723714"/>
+      <w:bookmarkStart w:id="7" w:name="_Toc134642303"/>
       <w:r>
         <w:rPr/>
         <w:t>СИСТЕМНЫЙ АНАЛИЗ ПРЕДМЕТНОЙ ОБЛАСТИ</w:t>
@@ -1825,9 +1935,9 @@
           <w:rFonts w:ascii="Times New Roman" w:hAnsi="Times New Roman"/>
         </w:rPr>
       </w:pPr>
-      <w:bookmarkStart w:id="8" w:name="_Toc134642304"/>
+      <w:bookmarkStart w:id="8" w:name="_Toc150723715"/>
       <w:bookmarkStart w:id="9" w:name="_Toc150723519"/>
-      <w:bookmarkStart w:id="10" w:name="_Toc150723715"/>
+      <w:bookmarkStart w:id="10" w:name="_Toc134642304"/>
       <w:r>
         <w:rPr/>
         <w:t>1.1 Анализ предметной области</w:t>
@@ -2139,8 +2249,8 @@
           <w:shd w:fill="auto" w:val="clear"/>
         </w:rPr>
       </w:pPr>
-      <w:bookmarkStart w:id="11" w:name="_Toc150723520"/>
-      <w:bookmarkStart w:id="12" w:name="_Toc150723716"/>
+      <w:bookmarkStart w:id="11" w:name="_Toc150723716"/>
+      <w:bookmarkStart w:id="12" w:name="_Toc150723520"/>
       <w:r>
         <w:rPr>
           <w:shd w:fill="auto" w:val="clear"/>
@@ -2761,9 +2871,9 @@
           <w:shd w:fill="auto" w:val="clear"/>
         </w:rPr>
       </w:pPr>
-      <w:bookmarkStart w:id="13" w:name="_Toc135140210"/>
+      <w:bookmarkStart w:id="13" w:name="_Toc150723717"/>
       <w:bookmarkStart w:id="14" w:name="_Toc150723521"/>
-      <w:bookmarkStart w:id="15" w:name="_Toc150723717"/>
+      <w:bookmarkStart w:id="15" w:name="_Toc135140210"/>
       <w:r>
         <w:rPr>
           <w:shd w:fill="auto" w:val="clear"/>
@@ -3247,7 +3357,7 @@
         <w:pStyle w:val="Heading1"/>
         <w:numPr>
           <w:ilvl w:val="1"/>
-          <w:numId w:val="4"/>
+          <w:numId w:val="3"/>
         </w:numPr>
         <w:tabs>
           <w:tab w:val="clear" w:pos="708"/>
@@ -3259,8 +3369,8 @@
           <w:shd w:fill="auto" w:val="clear"/>
         </w:rPr>
       </w:pPr>
-      <w:bookmarkStart w:id="16" w:name="_Toc150723522"/>
-      <w:bookmarkStart w:id="17" w:name="_Toc150723718"/>
+      <w:bookmarkStart w:id="16" w:name="_Toc150723718"/>
+      <w:bookmarkStart w:id="17" w:name="_Toc150723522"/>
       <w:r>
         <w:rPr>
           <w:shd w:fill="auto" w:val="clear"/>
@@ -3823,7 +3933,7 @@
       </w:pPr>
       <w:r>
         <w:rPr>
-          <w:rFonts w:eastAsia="Calibri" w:cs="Times New Roman" w:eastAsiaTheme="minorHAnsi" w:ascii="Times New Roman" w:hAnsi="Times New Roman"/>
+          <w:rFonts w:eastAsia="Calibri" w:cs="Times New Roman" w:ascii="Times New Roman" w:hAnsi="Times New Roman" w:eastAsiaTheme="minorHAnsi"/>
           <w:color w:val="auto"/>
           <w:sz w:val="28"/>
           <w:szCs w:val="28"/>
@@ -3942,7 +4052,7 @@
                   </pic:nvPicPr>
                   <pic:blipFill>
                     <a:blip r:embed="rId7"/>
-                    <a:srcRect l="-61" t="-95" r="-61" b="-95"/>
+                    <a:srcRect l="-61" t="-94" r="-61" b="-94"/>
                     <a:stretch>
                       <a:fillRect/>
                     </a:stretch>
@@ -3956,11 +4066,6 @@
                       <a:avLst/>
                     </a:prstGeom>
                     <a:noFill/>
-                    <a:ln>
-                      <a:solidFill>
-                        <a:srgbClr val="000000"/>
-                      </a:solidFill>
-                    </a:ln>
                   </pic:spPr>
                 </pic:pic>
               </a:graphicData>
@@ -4164,7 +4269,7 @@
                   </pic:nvPicPr>
                   <pic:blipFill>
                     <a:blip r:embed="rId9"/>
-                    <a:srcRect l="-61" t="-98" r="-61" b="-98"/>
+                    <a:srcRect l="-61" t="-97" r="-61" b="-97"/>
                     <a:stretch>
                       <a:fillRect/>
                     </a:stretch>
@@ -4178,11 +4283,6 @@
                       <a:avLst/>
                     </a:prstGeom>
                     <a:noFill/>
-                    <a:ln>
-                      <a:solidFill>
-                        <a:srgbClr val="000000"/>
-                      </a:solidFill>
-                    </a:ln>
                   </pic:spPr>
                 </pic:pic>
               </a:graphicData>
@@ -4435,8 +4535,8 @@
           <w:shd w:fill="auto" w:val="clear"/>
         </w:rPr>
       </w:r>
-      <w:bookmarkStart w:id="18" w:name="_Toc150723528"/>
-      <w:bookmarkStart w:id="19" w:name="_Toc150723726"/>
+      <w:bookmarkStart w:id="18" w:name="_Toc150723726"/>
+      <w:bookmarkStart w:id="19" w:name="_Toc150723528"/>
     </w:p>
     <w:p>
       <w:pPr>
@@ -4537,7 +4637,7 @@
                   </pic:nvPicPr>
                   <pic:blipFill>
                     <a:blip r:embed="rId10"/>
-                    <a:srcRect l="-83" t="-301" r="-83" b="-301"/>
+                    <a:srcRect l="-82" t="-299" r="-82" b="-299"/>
                     <a:stretch>
                       <a:fillRect/>
                     </a:stretch>
@@ -4551,11 +4651,6 @@
                       <a:avLst/>
                     </a:prstGeom>
                     <a:noFill/>
-                    <a:ln>
-                      <a:solidFill>
-                        <a:srgbClr val="000000"/>
-                      </a:solidFill>
-                    </a:ln>
                   </pic:spPr>
                 </pic:pic>
               </a:graphicData>
@@ -4680,7 +4775,7 @@
                   </pic:nvPicPr>
                   <pic:blipFill>
                     <a:blip r:embed="rId11"/>
-                    <a:srcRect l="-83" t="-98" r="-83" b="-98"/>
+                    <a:srcRect l="-82" t="-97" r="-82" b="-97"/>
                     <a:stretch>
                       <a:fillRect/>
                     </a:stretch>
@@ -4694,11 +4789,6 @@
                       <a:avLst/>
                     </a:prstGeom>
                     <a:noFill/>
-                    <a:ln>
-                      <a:solidFill>
-                        <a:srgbClr val="000000"/>
-                      </a:solidFill>
-                    </a:ln>
                   </pic:spPr>
                 </pic:pic>
               </a:graphicData>
@@ -4965,7 +5055,7 @@
                   </pic:nvPicPr>
                   <pic:blipFill>
                     <a:blip r:embed="rId14"/>
-                    <a:srcRect l="-184" t="-182" r="-184" b="-182"/>
+                    <a:srcRect l="-183" t="-181" r="-183" b="-181"/>
                     <a:stretch>
                       <a:fillRect/>
                     </a:stretch>
@@ -4979,11 +5069,6 @@
                       <a:avLst/>
                     </a:prstGeom>
                     <a:noFill/>
-                    <a:ln>
-                      <a:solidFill>
-                        <a:srgbClr val="000000"/>
-                      </a:solidFill>
-                    </a:ln>
                   </pic:spPr>
                 </pic:pic>
               </a:graphicData>
@@ -5111,9 +5196,6 @@
         </w:rPr>
       </w:pPr>
       <w:r>
-        <w:rPr>
-          <w:shd w:fill="auto" w:val="clear"/>
-        </w:rPr>
         <w:drawing>
           <wp:anchor distT="0" distB="0" distL="0" distR="0" simplePos="0" relativeHeight="16" behindDoc="0" locked="0" layoutInCell="0" allowOverlap="1">
             <wp:simplePos x="0" y="0"/>
@@ -5268,7 +5350,7 @@
                   </pic:nvPicPr>
                   <pic:blipFill>
                     <a:blip r:embed="rId17"/>
-                    <a:srcRect l="-83" t="-430" r="-83" b="-430"/>
+                    <a:srcRect l="-82" t="-426" r="-82" b="-426"/>
                     <a:stretch>
                       <a:fillRect/>
                     </a:stretch>
@@ -5282,11 +5364,6 @@
                       <a:avLst/>
                     </a:prstGeom>
                     <a:noFill/>
-                    <a:ln>
-                      <a:solidFill>
-                        <a:srgbClr val="000000"/>
-                      </a:solidFill>
-                    </a:ln>
                   </pic:spPr>
                 </pic:pic>
               </a:graphicData>
@@ -6055,8 +6132,8 @@
           <w:shd w:fill="auto" w:val="clear"/>
         </w:rPr>
       </w:pPr>
-      <w:bookmarkStart w:id="20" w:name="_Toc150723530"/>
-      <w:bookmarkStart w:id="21" w:name="_Toc150723728"/>
+      <w:bookmarkStart w:id="20" w:name="_Toc150723728"/>
+      <w:bookmarkStart w:id="21" w:name="_Toc150723530"/>
       <w:r>
         <w:rPr>
           <w:shd w:fill="auto" w:val="clear"/>
@@ -6110,7 +6187,7 @@
         <w:pStyle w:val="BodyText"/>
         <w:numPr>
           <w:ilvl w:val="0"/>
-          <w:numId w:val="5"/>
+          <w:numId w:val="4"/>
         </w:numPr>
         <w:tabs>
           <w:tab w:val="clear" w:pos="708"/>
@@ -6118,7 +6195,7 @@
           <w:tab w:val="left" w:pos="284" w:leader="none"/>
         </w:tabs>
         <w:spacing w:lineRule="auto" w:line="360" w:before="0" w:after="0"/>
-        <w:ind w:firstLine="426" w:start="709"/>
+        <w:ind w:firstLine="426"/>
         <w:contextualSpacing/>
         <w:rPr>
           <w:color w:val="000000"/>
@@ -6136,7 +6213,7 @@
         <w:pStyle w:val="BodyText"/>
         <w:numPr>
           <w:ilvl w:val="0"/>
-          <w:numId w:val="5"/>
+          <w:numId w:val="4"/>
         </w:numPr>
         <w:tabs>
           <w:tab w:val="clear" w:pos="708"/>
@@ -6144,7 +6221,7 @@
           <w:tab w:val="left" w:pos="284" w:leader="none"/>
         </w:tabs>
         <w:spacing w:lineRule="auto" w:line="360" w:before="0" w:after="0"/>
-        <w:ind w:firstLine="426" w:start="709"/>
+        <w:ind w:firstLine="426"/>
         <w:contextualSpacing/>
         <w:rPr>
           <w:color w:val="000000"/>
@@ -6162,7 +6239,7 @@
         <w:pStyle w:val="BodyText"/>
         <w:numPr>
           <w:ilvl w:val="0"/>
-          <w:numId w:val="5"/>
+          <w:numId w:val="4"/>
         </w:numPr>
         <w:tabs>
           <w:tab w:val="clear" w:pos="708"/>
@@ -6170,7 +6247,7 @@
           <w:tab w:val="left" w:pos="284" w:leader="none"/>
         </w:tabs>
         <w:spacing w:lineRule="auto" w:line="360" w:before="0" w:after="0"/>
-        <w:ind w:firstLine="426" w:start="709"/>
+        <w:ind w:firstLine="426"/>
         <w:contextualSpacing/>
         <w:rPr>
           <w:color w:val="000000"/>
@@ -6188,7 +6265,7 @@
         <w:pStyle w:val="BodyText"/>
         <w:numPr>
           <w:ilvl w:val="0"/>
-          <w:numId w:val="5"/>
+          <w:numId w:val="4"/>
         </w:numPr>
         <w:tabs>
           <w:tab w:val="clear" w:pos="708"/>
@@ -6196,7 +6273,7 @@
           <w:tab w:val="left" w:pos="284" w:leader="none"/>
         </w:tabs>
         <w:spacing w:lineRule="auto" w:line="360" w:before="0" w:after="0"/>
-        <w:ind w:firstLine="426" w:start="709"/>
+        <w:ind w:firstLine="426"/>
         <w:contextualSpacing/>
         <w:rPr>
           <w:color w:val="000000"/>
@@ -6214,7 +6291,7 @@
         <w:pStyle w:val="BodyText"/>
         <w:numPr>
           <w:ilvl w:val="0"/>
-          <w:numId w:val="5"/>
+          <w:numId w:val="4"/>
         </w:numPr>
         <w:tabs>
           <w:tab w:val="clear" w:pos="708"/>
@@ -6222,7 +6299,7 @@
           <w:tab w:val="left" w:pos="284" w:leader="none"/>
         </w:tabs>
         <w:spacing w:lineRule="auto" w:line="360" w:before="0" w:after="0"/>
-        <w:ind w:firstLine="426" w:start="709"/>
+        <w:ind w:firstLine="426"/>
         <w:contextualSpacing/>
         <w:rPr>
           <w:color w:val="000000"/>
@@ -6255,7 +6332,7 @@
         <w:pStyle w:val="BodyText"/>
         <w:numPr>
           <w:ilvl w:val="0"/>
-          <w:numId w:val="5"/>
+          <w:numId w:val="4"/>
         </w:numPr>
         <w:tabs>
           <w:tab w:val="clear" w:pos="708"/>
@@ -6263,7 +6340,7 @@
           <w:tab w:val="left" w:pos="284" w:leader="none"/>
         </w:tabs>
         <w:spacing w:lineRule="auto" w:line="360" w:before="0" w:after="0"/>
-        <w:ind w:firstLine="426" w:start="709"/>
+        <w:ind w:firstLine="426"/>
         <w:contextualSpacing/>
         <w:rPr>
           <w:color w:val="000000"/>
@@ -6296,7 +6373,7 @@
         <w:pStyle w:val="BodyText"/>
         <w:numPr>
           <w:ilvl w:val="0"/>
-          <w:numId w:val="5"/>
+          <w:numId w:val="4"/>
         </w:numPr>
         <w:tabs>
           <w:tab w:val="clear" w:pos="708"/>
@@ -6304,7 +6381,7 @@
           <w:tab w:val="left" w:pos="284" w:leader="none"/>
         </w:tabs>
         <w:spacing w:lineRule="auto" w:line="360" w:before="0" w:after="0"/>
-        <w:ind w:firstLine="426" w:start="709"/>
+        <w:ind w:firstLine="426"/>
         <w:contextualSpacing/>
         <w:rPr>
           <w:color w:val="000000"/>
@@ -6337,7 +6414,7 @@
         <w:pStyle w:val="BodyText"/>
         <w:numPr>
           <w:ilvl w:val="0"/>
-          <w:numId w:val="5"/>
+          <w:numId w:val="4"/>
         </w:numPr>
         <w:tabs>
           <w:tab w:val="clear" w:pos="708"/>
@@ -6345,7 +6422,7 @@
           <w:tab w:val="left" w:pos="284" w:leader="none"/>
         </w:tabs>
         <w:spacing w:lineRule="auto" w:line="360" w:before="0" w:after="0"/>
-        <w:ind w:firstLine="426" w:start="709"/>
+        <w:ind w:firstLine="426"/>
         <w:contextualSpacing/>
         <w:rPr>
           <w:color w:val="000000"/>
@@ -6378,7 +6455,7 @@
         <w:pStyle w:val="BodyText"/>
         <w:numPr>
           <w:ilvl w:val="0"/>
-          <w:numId w:val="5"/>
+          <w:numId w:val="4"/>
         </w:numPr>
         <w:tabs>
           <w:tab w:val="clear" w:pos="708"/>
@@ -6386,7 +6463,7 @@
           <w:tab w:val="left" w:pos="284" w:leader="none"/>
         </w:tabs>
         <w:spacing w:lineRule="auto" w:line="360" w:before="0" w:after="0"/>
-        <w:ind w:firstLine="426" w:start="709"/>
+        <w:ind w:firstLine="426"/>
         <w:contextualSpacing/>
         <w:rPr>
           <w:color w:val="000000"/>
@@ -6419,7 +6496,7 @@
         <w:pStyle w:val="BodyText"/>
         <w:numPr>
           <w:ilvl w:val="0"/>
-          <w:numId w:val="5"/>
+          <w:numId w:val="4"/>
         </w:numPr>
         <w:tabs>
           <w:tab w:val="clear" w:pos="708"/>
@@ -6427,7 +6504,7 @@
           <w:tab w:val="left" w:pos="284" w:leader="none"/>
         </w:tabs>
         <w:spacing w:lineRule="auto" w:line="360"/>
-        <w:ind w:firstLine="426" w:start="709"/>
+        <w:ind w:firstLine="426"/>
         <w:rPr>
           <w:color w:val="000000"/>
         </w:rPr>
@@ -6805,20 +6882,20 @@
   </w:abstractNum>
   <w:abstractNum w:abstractNumId="3">
     <w:lvl w:ilvl="0">
-      <w:start w:val="2"/>
+      <w:start w:val="1"/>
       <w:numFmt w:val="decimal"/>
-      <w:lvlText w:val="%1"/>
+      <w:lvlText w:val="%1."/>
       <w:lvlJc w:val="start"/>
       <w:pPr>
         <w:tabs>
           <w:tab w:val="num" w:pos="0"/>
         </w:tabs>
-        <w:ind w:start="600" w:hanging="600"/>
+        <w:ind w:start="360" w:hanging="360"/>
       </w:pPr>
       <w:rPr/>
     </w:lvl>
     <w:lvl w:ilvl="1">
-      <w:start w:val="1"/>
+      <w:start w:val="4"/>
       <w:numFmt w:val="decimal"/>
       <w:lvlText w:val="%1.%2"/>
       <w:lvlJc w:val="start"/>
@@ -6826,98 +6903,98 @@
         <w:tabs>
           <w:tab w:val="num" w:pos="0"/>
         </w:tabs>
-        <w:ind w:start="1025" w:hanging="600"/>
+        <w:ind w:start="432" w:hanging="432"/>
       </w:pPr>
       <w:rPr/>
     </w:lvl>
     <w:lvl w:ilvl="2">
       <w:start w:val="1"/>
       <w:numFmt w:val="decimal"/>
-      <w:lvlText w:val="%1.%2.%3"/>
+      <w:lvlText w:val="%1.%2.%3."/>
       <w:lvlJc w:val="start"/>
       <w:pPr>
         <w:tabs>
           <w:tab w:val="num" w:pos="0"/>
         </w:tabs>
-        <w:ind w:start="1570" w:hanging="720"/>
+        <w:ind w:start="1224" w:hanging="504"/>
       </w:pPr>
       <w:rPr/>
     </w:lvl>
     <w:lvl w:ilvl="3">
       <w:start w:val="1"/>
       <w:numFmt w:val="decimal"/>
-      <w:lvlText w:val="%1.%2.%3.%4"/>
+      <w:lvlText w:val="%1.%2.%3.%4."/>
       <w:lvlJc w:val="start"/>
       <w:pPr>
         <w:tabs>
           <w:tab w:val="num" w:pos="0"/>
         </w:tabs>
-        <w:ind w:start="2355" w:hanging="1080"/>
+        <w:ind w:start="1728" w:hanging="648"/>
       </w:pPr>
       <w:rPr/>
     </w:lvl>
     <w:lvl w:ilvl="4">
       <w:start w:val="1"/>
       <w:numFmt w:val="decimal"/>
-      <w:lvlText w:val="%1.%2.%3.%4.%5"/>
+      <w:lvlText w:val="%1.%2.%3.%4.%5."/>
       <w:lvlJc w:val="start"/>
       <w:pPr>
         <w:tabs>
           <w:tab w:val="num" w:pos="0"/>
         </w:tabs>
-        <w:ind w:start="2780" w:hanging="1080"/>
+        <w:ind w:start="2232" w:hanging="792"/>
       </w:pPr>
       <w:rPr/>
     </w:lvl>
     <w:lvl w:ilvl="5">
       <w:start w:val="1"/>
       <w:numFmt w:val="decimal"/>
-      <w:lvlText w:val="%1.%2.%3.%4.%5.%6"/>
+      <w:lvlText w:val="%1.%2.%3.%4.%5.%6."/>
       <w:lvlJc w:val="start"/>
       <w:pPr>
         <w:tabs>
           <w:tab w:val="num" w:pos="0"/>
         </w:tabs>
-        <w:ind w:start="3565" w:hanging="1440"/>
+        <w:ind w:start="2736" w:hanging="936"/>
       </w:pPr>
       <w:rPr/>
     </w:lvl>
     <w:lvl w:ilvl="6">
       <w:start w:val="1"/>
       <w:numFmt w:val="decimal"/>
-      <w:lvlText w:val="%1.%2.%3.%4.%5.%6.%7"/>
+      <w:lvlText w:val="%1.%2.%3.%4.%5.%6.%7."/>
       <w:lvlJc w:val="start"/>
       <w:pPr>
         <w:tabs>
           <w:tab w:val="num" w:pos="0"/>
         </w:tabs>
-        <w:ind w:start="3990" w:hanging="1440"/>
+        <w:ind w:start="3240" w:hanging="1080"/>
       </w:pPr>
       <w:rPr/>
     </w:lvl>
     <w:lvl w:ilvl="7">
       <w:start w:val="1"/>
       <w:numFmt w:val="decimal"/>
-      <w:lvlText w:val="%1.%2.%3.%4.%5.%6.%7.%8"/>
+      <w:lvlText w:val="%1.%2.%3.%4.%5.%6.%7.%8."/>
       <w:lvlJc w:val="start"/>
       <w:pPr>
         <w:tabs>
           <w:tab w:val="num" w:pos="0"/>
         </w:tabs>
-        <w:ind w:start="4775" w:hanging="1800"/>
+        <w:ind w:start="3744" w:hanging="1224"/>
       </w:pPr>
       <w:rPr/>
     </w:lvl>
     <w:lvl w:ilvl="8">
       <w:start w:val="1"/>
       <w:numFmt w:val="decimal"/>
-      <w:lvlText w:val="%1.%2.%3.%4.%5.%6.%7.%8.%9"/>
+      <w:lvlText w:val="%1.%2.%3.%4.%5.%6.%7.%8.%9."/>
       <w:lvlJc w:val="start"/>
       <w:pPr>
         <w:tabs>
           <w:tab w:val="num" w:pos="0"/>
         </w:tabs>
-        <w:ind w:start="5560" w:hanging="2160"/>
+        <w:ind w:start="4320" w:hanging="1440"/>
       </w:pPr>
       <w:rPr/>
     </w:lvl>
@@ -6930,125 +7007,6 @@
       <w:lvlJc w:val="start"/>
       <w:pPr>
         <w:tabs>
-          <w:tab w:val="num" w:pos="0"/>
-        </w:tabs>
-        <w:ind w:start="360" w:hanging="360"/>
-      </w:pPr>
-      <w:rPr/>
-    </w:lvl>
-    <w:lvl w:ilvl="1">
-      <w:start w:val="4"/>
-      <w:numFmt w:val="decimal"/>
-      <w:lvlText w:val="%1.%2"/>
-      <w:lvlJc w:val="start"/>
-      <w:pPr>
-        <w:tabs>
-          <w:tab w:val="num" w:pos="0"/>
-        </w:tabs>
-        <w:ind w:start="432" w:hanging="432"/>
-      </w:pPr>
-      <w:rPr/>
-    </w:lvl>
-    <w:lvl w:ilvl="2">
-      <w:start w:val="1"/>
-      <w:numFmt w:val="decimal"/>
-      <w:lvlText w:val="%1.%2.%3."/>
-      <w:lvlJc w:val="start"/>
-      <w:pPr>
-        <w:tabs>
-          <w:tab w:val="num" w:pos="0"/>
-        </w:tabs>
-        <w:ind w:start="1224" w:hanging="504"/>
-      </w:pPr>
-      <w:rPr/>
-    </w:lvl>
-    <w:lvl w:ilvl="3">
-      <w:start w:val="1"/>
-      <w:numFmt w:val="decimal"/>
-      <w:lvlText w:val="%1.%2.%3.%4."/>
-      <w:lvlJc w:val="start"/>
-      <w:pPr>
-        <w:tabs>
-          <w:tab w:val="num" w:pos="0"/>
-        </w:tabs>
-        <w:ind w:start="1728" w:hanging="648"/>
-      </w:pPr>
-      <w:rPr/>
-    </w:lvl>
-    <w:lvl w:ilvl="4">
-      <w:start w:val="1"/>
-      <w:numFmt w:val="decimal"/>
-      <w:lvlText w:val="%1.%2.%3.%4.%5."/>
-      <w:lvlJc w:val="start"/>
-      <w:pPr>
-        <w:tabs>
-          <w:tab w:val="num" w:pos="0"/>
-        </w:tabs>
-        <w:ind w:start="2232" w:hanging="792"/>
-      </w:pPr>
-      <w:rPr/>
-    </w:lvl>
-    <w:lvl w:ilvl="5">
-      <w:start w:val="1"/>
-      <w:numFmt w:val="decimal"/>
-      <w:lvlText w:val="%1.%2.%3.%4.%5.%6."/>
-      <w:lvlJc w:val="start"/>
-      <w:pPr>
-        <w:tabs>
-          <w:tab w:val="num" w:pos="0"/>
-        </w:tabs>
-        <w:ind w:start="2736" w:hanging="936"/>
-      </w:pPr>
-      <w:rPr/>
-    </w:lvl>
-    <w:lvl w:ilvl="6">
-      <w:start w:val="1"/>
-      <w:numFmt w:val="decimal"/>
-      <w:lvlText w:val="%1.%2.%3.%4.%5.%6.%7."/>
-      <w:lvlJc w:val="start"/>
-      <w:pPr>
-        <w:tabs>
-          <w:tab w:val="num" w:pos="0"/>
-        </w:tabs>
-        <w:ind w:start="3240" w:hanging="1080"/>
-      </w:pPr>
-      <w:rPr/>
-    </w:lvl>
-    <w:lvl w:ilvl="7">
-      <w:start w:val="1"/>
-      <w:numFmt w:val="decimal"/>
-      <w:lvlText w:val="%1.%2.%3.%4.%5.%6.%7.%8."/>
-      <w:lvlJc w:val="start"/>
-      <w:pPr>
-        <w:tabs>
-          <w:tab w:val="num" w:pos="0"/>
-        </w:tabs>
-        <w:ind w:start="3744" w:hanging="1224"/>
-      </w:pPr>
-      <w:rPr/>
-    </w:lvl>
-    <w:lvl w:ilvl="8">
-      <w:start w:val="1"/>
-      <w:numFmt w:val="decimal"/>
-      <w:lvlText w:val="%1.%2.%3.%4.%5.%6.%7.%8.%9."/>
-      <w:lvlJc w:val="start"/>
-      <w:pPr>
-        <w:tabs>
-          <w:tab w:val="num" w:pos="0"/>
-        </w:tabs>
-        <w:ind w:start="4320" w:hanging="1440"/>
-      </w:pPr>
-      <w:rPr/>
-    </w:lvl>
-  </w:abstractNum>
-  <w:abstractNum w:abstractNumId="5">
-    <w:lvl w:ilvl="0">
-      <w:start w:val="1"/>
-      <w:numFmt w:val="decimal"/>
-      <w:lvlText w:val="%1."/>
-      <w:lvlJc w:val="start"/>
-      <w:pPr>
-        <w:tabs>
           <w:tab w:val="num" w:pos="709"/>
         </w:tabs>
         <w:ind w:start="709" w:hanging="283"/>
@@ -7160,7 +7118,7 @@
       <w:rPr/>
     </w:lvl>
   </w:abstractNum>
-  <w:abstractNum w:abstractNumId="6">
+  <w:abstractNum w:abstractNumId="5">
     <w:lvl w:ilvl="0">
       <w:start w:val="1"/>
       <w:numFmt w:val="none"/>
@@ -7293,9 +7251,6 @@
   </w:num>
   <w:num w:numId="5">
     <w:abstractNumId w:val="5"/>
-  </w:num>
-  <w:num w:numId="6">
-    <w:abstractNumId w:val="6"/>
   </w:num>
 </w:numbering>
 </file>
@@ -7966,13 +7921,13 @@
       <w:szCs w:val="24"/>
     </w:rPr>
   </w:style>
-  <w:style w:type="character" w:styleId="user">
-    <w:name w:val="Ссылка указателя (user)"/>
+  <w:style w:type="character" w:styleId="Style17">
+    <w:name w:val="Ссылка указателя"/>
     <w:qFormat/>
     <w:rPr/>
   </w:style>
-  <w:style w:type="character" w:styleId="Style17">
-    <w:name w:val="Символ нумерации"/>
+  <w:style w:type="character" w:styleId="user">
+    <w:name w:val="Символ нумерации (user)"/>
     <w:qFormat/>
     <w:rPr/>
   </w:style>
@@ -8092,7 +8047,7 @@
   </w:style>
   <w:style w:type="paragraph" w:styleId="IndexHeading">
     <w:name w:val="index heading"/>
-    <w:basedOn w:val="user1"/>
+    <w:basedOn w:val="Style18"/>
     <w:pPr/>
     <w:rPr/>
   </w:style>
@@ -8169,15 +8124,15 @@
       <w:lang w:val="ru-RU" w:eastAsia="en-US" w:bidi="ar-SA"/>
     </w:rPr>
   </w:style>
-  <w:style w:type="paragraph" w:styleId="user3">
-    <w:name w:val="Колонтитулы (user)"/>
+  <w:style w:type="paragraph" w:styleId="Style22">
+    <w:name w:val="Колонтитулы"/>
     <w:basedOn w:val="Normal"/>
     <w:qFormat/>
     <w:pPr/>
     <w:rPr/>
   </w:style>
-  <w:style w:type="paragraph" w:styleId="Style22">
-    <w:name w:val="Колонтитулы"/>
+  <w:style w:type="paragraph" w:styleId="user3">
+    <w:name w:val="Колонтитулы (user)"/>
     <w:basedOn w:val="Normal"/>
     <w:qFormat/>
     <w:pPr/>
@@ -8213,6 +8168,7 @@
         <w:tab w:val="center" w:pos="4677" w:leader="none"/>
         <w:tab w:val="right" w:pos="9355" w:leader="none"/>
       </w:tabs>
+      <w:suppressAutoHyphens w:val="true"/>
       <w:bidi w:val="0"/>
       <w:spacing w:lineRule="auto" w:line="240" w:before="0" w:after="0"/>
       <w:jc w:val="center"/>
@@ -8354,15 +8310,15 @@
       <w:lang w:eastAsia="ru-RU"/>
     </w:rPr>
   </w:style>
-  <w:style w:type="paragraph" w:styleId="user4">
-    <w:name w:val="Содержимое врезки (user)"/>
+  <w:style w:type="paragraph" w:styleId="Style23">
+    <w:name w:val="Содержимое врезки"/>
     <w:basedOn w:val="Normal"/>
     <w:qFormat/>
     <w:pPr/>
     <w:rPr/>
   </w:style>
-  <w:style w:type="paragraph" w:styleId="user5">
-    <w:name w:val="Горизонтальная линия (user)"/>
+  <w:style w:type="paragraph" w:styleId="Style24">
+    <w:name w:val="Горизонтальная линия"/>
     <w:basedOn w:val="Normal"/>
     <w:next w:val="BodyText"/>
     <w:qFormat/>
@@ -8378,8 +8334,8 @@
       <w:szCs w:val="12"/>
     </w:rPr>
   </w:style>
-  <w:style w:type="paragraph" w:styleId="user6">
-    <w:name w:val="Верхний колонтитул слева (user)"/>
+  <w:style w:type="paragraph" w:styleId="Style25">
+    <w:name w:val="Верхний колонтитул слева"/>
     <w:basedOn w:val="Header"/>
     <w:qFormat/>
     <w:pPr>
@@ -8393,15 +8349,15 @@
     </w:pPr>
     <w:rPr/>
   </w:style>
-  <w:style w:type="paragraph" w:styleId="Style23">
-    <w:name w:val="Содержимое врезки"/>
+  <w:style w:type="paragraph" w:styleId="user4">
+    <w:name w:val="Содержимое врезки (user)"/>
     <w:basedOn w:val="Normal"/>
     <w:qFormat/>
     <w:pPr/>
     <w:rPr/>
   </w:style>
-  <w:style w:type="numbering" w:styleId="user7" w:default="1">
-    <w:name w:val="Без списка (user)"/>
+  <w:style w:type="numbering" w:styleId="Style26" w:default="1">
+    <w:name w:val="Без списка"/>
     <w:uiPriority w:val="99"/>
     <w:semiHidden/>
     <w:unhideWhenUsed/>
